--- a/docs/a traduire/annexes/fr/Annexe_C_Note_Academique_FR.docx
+++ b/docs/a traduire/annexes/fr/Annexe_C_Note_Academique_FR.docx
@@ -100,7 +100,7 @@
                 <w:color w:val="1A2744"/>
                 <w:sz w:val="22"/>
               </w:rPr>
-              <w:t>76,9 pct du compute IA operationnel mondial = USA</w:t>
+              <w:t>78,9 pct du compute IA operationnel mondial = USA</w:t>
             </w:r>
           </w:p>
         </w:tc>
@@ -140,7 +140,7 @@
                 <w:color w:val="1A2744"/>
                 <w:sz w:val="22"/>
               </w:rPr>
-              <w:t>3,46:1 ratio CACI US/EU (Power Mode)</w:t>
+              <w:t>3,47:1 ratio CACI US/EU (Power Mode)</w:t>
             </w:r>
           </w:p>
         </w:tc>
@@ -305,7 +305,7 @@
           <w:color w:val="202020"/>
           <w:sz w:val="22"/>
         </w:rPr>
-        <w:t>L'intelligence artificielle s'est imposee depuis 2023 comme le principal vecteur d'innovation economique et de competition geopolitique. Sur le snapshot avril 2026, les Etats-Unis controlent 76,9 pour cent du compute IA operationnel mondial.</w:t>
+        <w:t>L'intelligence artificielle s'est imposee depuis 2023 comme le principal vecteur d'innovation economique et de competition geopolitique. Sur le snapshot avril 2026, les Etats-Unis controlent 78,9 pour cent du compute IA operationnel mondial.</w:t>
       </w:r>
     </w:p>
     <w:p>
@@ -635,7 +635,7 @@
           <w:color w:val="555555"/>
           <w:sz w:val="18"/>
         </w:rPr>
-        <w:t>Snapshot avril 2026 : USA 76,9% du compute IA operationnel mondial.</w:t>
+        <w:t>Snapshot avril 2026 : USA 78,9% du compute IA operationnel mondial.</w:t>
       </w:r>
     </w:p>
     <w:p>
